--- a/simulation/paper/cover_letter_johp.docx
+++ b/simulation/paper/cover_letter_johp.docx
@@ -441,7 +441,7 @@
           <w:b/>
           <w:sz w:val="24"/>
         </w:rPr>
-        <w:t>Author and conflict-of-interest statement</w:t>
+        <w:t>Author, funding, and competing-interests statement</w:t>
       </w:r>
     </w:p>
     <w:p>
@@ -453,7 +453,7 @@
           <w:rFonts w:ascii="Times New Roman" w:hAnsi="Times New Roman" w:eastAsia="Times New Roman"/>
           <w:sz w:val="24"/>
         </w:rPr>
-        <w:t>This is a sole-authored submission. The author (Eisuke Tokiwa, ORCID 0009-0009-7124-6669) declares no competing interests. The research was self-funded by SUNBLAZE Co., Ltd. (Tokyo, Japan); no external funding was received.</w:t>
+        <w:t>This is a sole-authored submission. The author (Eisuke Tokiwa, ORCID 0009-0009-7124-6669) discloses the following potential competing interest: the author is the representative of SUNBLAZE Co., Ltd. (Tokyo, Japan), which provides HEXACO-JP, a proprietary Japanese-language HEXACO-based personality assessment service. The present study does not use HEXACO-JP; it uses the HEXACO-PI-R Japanese 60-item adaptation published by Wakabayashi (2014) as a separately validated, openly cited instrument. The manuscript does not reference, evaluate, market, recommend, or otherwise promote HEXACO-JP or any other SUNBLAZE product or service. The research received no SUNBLAZE funding, no external grant funding, and was conducted as an independent academic project. The headline empirical findings (null personality-intervention contrast, positive structural-intervention contrast, and the reframing of HEXACO 7-typology as a stratification variable rather than an intervention or screening target) do not differentially favor commercial HEXACO-based assessment products.</w:t>
       </w:r>
     </w:p>
     <w:p>

--- a/simulation/paper/cover_letter_johp.docx
+++ b/simulation/paper/cover_letter_johp.docx
@@ -580,7 +580,7 @@
           <w:rFonts w:ascii="Times New Roman" w:hAnsi="Times New Roman" w:eastAsia="Times New Roman"/>
           <w:sz w:val="24"/>
         </w:rPr>
-        <w:t>I confirm that this manuscript has not been previously published, is not under consideration elsewhere, and that all authors (sole-authored) have agreed to the submission. Code, data, and intermediate artifacts will remain publicly accessible at the indicated OSF DOI and GitHub repository for the duration of peer review and beyond.</w:t>
+        <w:t>I confirm that this manuscript has not been previously published in any peer-reviewed venue and is not under consideration at any other journal. A non-peer-reviewed version has been posted as a preprint at SocArXiv (DOI 10.31235/osf.io/p2d8w_v1) per Journal of Occupational Health Psychology preprint policy. The submission is sole-authored. Code, data, and intermediate artifacts will remain publicly accessible at the indicated OSF DOI and GitHub repository for the duration of peer review and beyond.</w:t>
       </w:r>
     </w:p>
     <w:p>

--- a/simulation/paper/cover_letter_johp.docx
+++ b/simulation/paper/cover_letter_johp.docx
@@ -59,7 +59,7 @@
           <w:rFonts w:ascii="Times New Roman" w:hAnsi="Times New Roman" w:eastAsia="Times New Roman"/>
           <w:sz w:val="24"/>
         </w:rPr>
-        <w:t>I am pleased to submit the enclosed manuscript, Counterfactual Evidence That Organizational Structure Outweighs Personality in Japanese Workplace Harassment: A HEXACO 7-Typology Microsimulation Aligned with the 2020 Power Harassment Prevention Law, for consideration as a Stage 2 Registered Report at the Journal of Occupational Health Psychology.</w:t>
+        <w:t>I am pleased to submit the enclosed manuscript, Person-Level versus System-Level Anti-Harassment Interventions: A HEXACO 7-Typology Counterfactual Microsimulation in Japanese Workplaces, for consideration at the Journal of Occupational Health Psychology.</w:t>
       </w:r>
     </w:p>
     <w:p>
@@ -71,7 +71,7 @@
           <w:rFonts w:ascii="Times New Roman" w:hAnsi="Times New Roman" w:eastAsia="Times New Roman"/>
           <w:sz w:val="24"/>
         </w:rPr>
-        <w:t>This submission implements, without deviation, the analysis pre-registered as v2.0 at the Open Science Framework (DOI 10.17605/OSF.IO/3Y54U; registered 2026-04-30). All seven primary hypotheses (H1–H7) are evaluated against pre-registered classification rules; all sensitivity sweeps and diagnostic procedures specified in the v2.0 master are executed and reported. The Methods Clarifications Log accompanying the v2.0 registration (Section 6.5 Level 1 deviation; SHA-256 fcaaf0d…) documents 16 minor specification clarifications resolved during the Stage 1 protocol-development phase.</w:t>
+        <w:t>This submission implements, without deviation, the analysis pre-registered as v2.0 at the Open Science Framework (DOI 10.17605/OSF.IO/3Y54U; registered 2026-04-30). All seven primary hypotheses (H1–H7) are evaluated against pre-registered classification rules; all sensitivity sweeps and diagnostic procedures specified in the pre-registration are executed and reported. The Methods Clarifications Log accompanying the v2.0 registration documents 16 minor specification clarifications resolved during the Stage 1 protocol-development phase.</w:t>
       </w:r>
     </w:p>
     <w:p>
@@ -96,7 +96,7 @@
           <w:rFonts w:ascii="Times New Roman" w:hAnsi="Times New Roman" w:eastAsia="Times New Roman"/>
           <w:sz w:val="24"/>
         </w:rPr>
-        <w:t>Using N = 354 individual-level Japanese workplace harassment data, partitioned into 14 cells (7 HEXACO clusters × 2 genders) and re-weighted with Statistics Bureau (MIC) Labor Force Survey 2022 marginals, we tested three pre-registered counterfactual interventions: (A) personality intervention shifting Honesty-Humility, Agreeableness, and Emotionality by +0.3 SD; (B) targeted personality intervention applying +0.40 SD on Honesty-Humility to individuals already in the low-prevalence HEXACO Cluster {0, 4, 6} subgroup; and (C) structural intervention reducing cell-level propensity by 20%, calibrated against three meta-analyses and the MHLW FY2016–FY2023 natural experiment spanning the staged enforcement of the 2020 Power Harassment Prevention Law.</w:t>
+        <w:t>Using N = 354 individual-level Japanese workplace harassment data, partitioned into 14 cells (7 HEXACO clusters × 2 genders) and re-weighted with Statistics Bureau (Ministry of Internal Affairs and Communications) Labour Force Survey 2022 marginals, we tested three pre-registered counterfactual interventions: (A) +0.3 SD on Honesty-Humility, Agreeableness, and Emotionality for all individuals; (B) +0.40 SD on Honesty-Humility restricted to individuals in three low-prevalence HEXACO typologies; and (C) a 20% cell-level propensity reduction, calibrated against three meta-analyses of organizational anti-harassment interventions and the MHLW FY2016–FY2023 −13.2-percentage-point decline.</w:t>
       </w:r>
     </w:p>
     <w:p>
@@ -108,7 +108,7 @@
           <w:rFonts w:ascii="Times New Roman" w:hAnsi="Times New Roman" w:eastAsia="Times New Roman"/>
           <w:sz w:val="24"/>
         </w:rPr>
-        <w:t>The pre-registered intersection-union test (Berger &amp; Hsu, 1996) classifies the configuration as REVERSAL: ΔP_A and ΔP_B are statistically null, whereas ΔP_C = +3.49 percentage points (95% CI [+2.64, +4.35] excluding zero). The classification is robust across all four pre-registered cultural attenuation factors (F = 0.3 to 1.0), including the conservative cross-cultural worst-case anchor. Numerically, the structural intervention's population-level effect is approximately 5.7× larger than the personality intervention's, given prior meta-analytic effect-size calibrations.</w:t>
+        <w:t>The pre-registered intersection-union test (Berger &amp; Hsu, 1996) classifies the configuration as REVERSAL: the personality-intervention contrasts are statistically null (ΔP_A = −0.0061, 95% CI [−0.0207, +0.0062]; ΔP_B = −0.0059, 95% CI [−0.0207, +0.0066]), whereas the structural-intervention contrast is positive (ΔP_C = +0.0349, 95% CI [+0.0264, +0.0435]). In absolute magnitude the structural-pathway contrast is approximately five-fold larger than the personality-pathway contrast (|ΔP_C|/|ΔP_A| ≈ 5.7). The classification is robust across four pre-registered cultural-attenuation factors and across nine pre-registered analytic choices. We interpret these contrasts conditional on the prior meta-analytic and natural-experiment effect sizes used to calibrate each counterfactual.</w:t>
       </w:r>
     </w:p>
     <w:p>
@@ -133,7 +133,7 @@
           <w:rFonts w:ascii="Times New Roman" w:hAnsi="Times New Roman" w:eastAsia="Times New Roman"/>
           <w:sz w:val="24"/>
         </w:rPr>
-        <w:t>JOHP's I/O psychology and occupational health readership is the primary audience this work targets:</w:t>
+        <w:t>JOHP's I-O psychology and occupational-health readership is the primary audience this work targets:</w:t>
       </w:r>
     </w:p>
     <w:p>
@@ -146,7 +146,7 @@
           <w:rFonts w:ascii="Times New Roman" w:hAnsi="Times New Roman" w:eastAsia="Times New Roman"/>
           <w:sz w:val="24"/>
         </w:rPr>
-        <w:t>• Direct policy linkage: the manuscript provides the first quantitative apples-to-apples comparison of person-level versus system-level anti-harassment interventions on a national-prevalence metric, with explicit alignment to the 2020 Power Harassment Prevention Law (Japanese 改正労働施策総合推進法) — a rare opportunity to validate a counterfactual model against a large-scale natural experiment (FY2016–FY2023, −13.2 pp decline coinciding with staged enforcement).</w:t>
+        <w:t>• Workplace-harassment substantive scope. The manuscript addresses past-three-year power-harassment victimization in Japan, where MHLW survey rates declined from 32.5% (FY2016) to 19.3% (FY2023) over the enforcement period of the 2020 Power Harassment Prevention Law. JOHP's coverage of workplace stressors, harassment, and organizational interventions is the natural fit.</w:t>
       </w:r>
     </w:p>
     <w:p>
@@ -159,7 +159,7 @@
           <w:rFonts w:ascii="Times New Roman" w:hAnsi="Times New Roman" w:eastAsia="Times New Roman"/>
           <w:sz w:val="24"/>
         </w:rPr>
-        <w:t>• Workplace-bullying intervention literature: Counterfactual C is calibrated against three meta-analyses central to JOHP's coverage area — Hodgins, MacCurtain, &amp; Mannix-McNamara (2014) on workplace bullying intervention systematic review; Escartín (2016) on psychosocial drivers and effective interventions; and Salin (2021) on workplace bullying and gender. Our findings extend this literature with an actionable per-unit-intervention efficacy ratio (~5.7× in favor of structural over personality interventions).</w:t>
+        <w:t>• Workplace-bullying intervention literature. Counterfactual C's calibration draws on three meta-analyses central to JOHP's reader base — Hodgins, MacCurtain, &amp; Mannix-McNamara (2014) systematic review; Escartín (2016) on psychosocial drivers and effective interventions; and Salin (2021) on workplace bullying and gender. The present analysis adds a common-metric comparison between personality-pathway and structural-pathway intervention contrasts that has not, to our knowledge, been quantitatively reported in this literature.</w:t>
       </w:r>
     </w:p>
     <w:p>
@@ -172,7 +172,7 @@
           <w:rFonts w:ascii="Times New Roman" w:hAnsi="Times New Roman" w:eastAsia="Times New Roman"/>
           <w:sz w:val="24"/>
         </w:rPr>
-        <w:t>• Practical reallocation guidance for HR programs: the policy-implications section provides concrete reallocation recommendations (anonymous reporting channels, independent investigation units, 360-degree evaluation, mid-management coaching) that JOHP's practitioner-facing readership can act on.</w:t>
+        <w:t>• Theoretical contribution to person–environment debate. Our findings are consistent with treating HEXACO 7-typology as a stratification variable identifying differentially exposed subpopulations rather than as a target for individual-level personality modification. This contributes to ongoing JOHP-adjacent discussion about the conditions under which trait-based prediction translates into trait-based intervention.</w:t>
       </w:r>
     </w:p>
     <w:p>
@@ -197,7 +197,7 @@
           <w:rFonts w:ascii="Times New Roman" w:hAnsi="Times New Roman" w:eastAsia="Times New Roman"/>
           <w:sz w:val="24"/>
         </w:rPr>
-        <w:t>Three contributions distinguish this work:</w:t>
+        <w:t>Four contributions distinguish this work:</w:t>
       </w:r>
     </w:p>
     <w:p>
@@ -210,7 +210,7 @@
           <w:rFonts w:ascii="Times New Roman" w:hAnsi="Times New Roman" w:eastAsia="Times New Roman"/>
           <w:sz w:val="24"/>
         </w:rPr>
-        <w:t>• Methodological: The first end-to-end pre-registered counterfactual microsimulation of Japanese workplace harassment, with full reproducibility (HDF5 artifacts, fixed seed = 20260429, Docker container, MIT-licensed code) and open data.</w:t>
+        <w:t>• Methodological. An end-to-end pre-registered counterfactual microsimulation pipeline applicable to workplace-harassment research, with full reproducibility (HDF5 artifacts, fixed random seed, Docker container, MIT-licensed code) and tiered open data.</w:t>
       </w:r>
     </w:p>
     <w:p>
@@ -223,7 +223,7 @@
           <w:rFonts w:ascii="Times New Roman" w:hAnsi="Times New Roman" w:eastAsia="Times New Roman"/>
           <w:sz w:val="24"/>
         </w:rPr>
-        <w:t>• Empirical: The first quantitative apples-to-apples comparison of person-level and system-level intervention effects on a population-level harassment-prevalence metric, leveraging effect-size calibrations from prior meta-analyses.</w:t>
+        <w:t>• Empirical. A quantitative apples-to-apples comparison of person-level and system-level intervention contrasts on Japanese workplace-harassment prevalence, with each counterfactual calibrated to effect sizes drawn from prior meta-analyses.</w:t>
       </w:r>
     </w:p>
     <w:p>
@@ -236,7 +236,20 @@
           <w:rFonts w:ascii="Times New Roman" w:hAnsi="Times New Roman" w:eastAsia="Times New Roman"/>
           <w:sz w:val="24"/>
         </w:rPr>
-        <w:t>• Substantive reframing: We reposition HEXACO 7-typology as a stratification variable identifying differentially exposed populations rather than as an intervention target. This framing rejects victim-blaming readings of harassment exposure and aligns with workplace ethics literature.</w:t>
+        <w:t>• Theoretical. A test of the implication of treating HEXACO 7-typology as an intervention target versus as a stratification lens, with the data consistent with the latter reading.</w:t>
+      </w:r>
+    </w:p>
+    <w:p>
+      <w:pPr>
+        <w:spacing w:line="276" w:lineRule="auto" w:after="60"/>
+        <w:ind w:left="360"/>
+      </w:pPr>
+      <w:r>
+        <w:rPr>
+          <w:rFonts w:ascii="Times New Roman" w:hAnsi="Times New Roman" w:eastAsia="Times New Roman"/>
+          <w:sz w:val="24"/>
+        </w:rPr>
+        <w:t>• Substantive. A documented quantitative ordering — the absolute magnitude of the structural-intervention contrast is approximately five-fold larger than that of the personality-intervention contrast — under realistic prior calibrations of each, robust across nine pre-registered analytic axes and four cultural-attenuation factors.</w:t>
       </w:r>
     </w:p>
     <w:p>
@@ -248,7 +261,7 @@
           <w:rFonts w:ascii="Times New Roman" w:hAnsi="Times New Roman" w:eastAsia="Times New Roman"/>
           <w:sz w:val="24"/>
         </w:rPr>
-        <w:t>The convergence of our pre-registered counterfactual evidence with the MHLW FY2016–FY2023 natural experiment (−13.2 pp post-Power-Harassment-Prevention-Law decline) provides a rare quasi-validation of our policy-relevant claim.</w:t>
+        <w:t>The MHLW FY2016 → FY2023 −13.2-percentage-point decline that overlaps with the staged enforcement of the 2020 Power Harassment Prevention Law is treated in the manuscript as substantive context rather than as a formal causal estimand of the law's effect; the present cross-sectional design does not support a formal causal inference about the law itself.</w:t>
       </w:r>
     </w:p>
     <w:p>
@@ -261,7 +274,7 @@
           <w:b/>
           <w:sz w:val="24"/>
         </w:rPr>
-        <w:t>Compliance with Stage 2 RR review criteria</w:t>
+        <w:t>Compliance with pre-registration and reproducibility criteria</w:t>
       </w:r>
     </w:p>
     <w:p>
@@ -274,7 +287,7 @@
           <w:rFonts w:ascii="Times New Roman" w:hAnsi="Times New Roman" w:eastAsia="Times New Roman"/>
           <w:sz w:val="24"/>
         </w:rPr>
-        <w:t>• Pre-registration adherence: All deviations from the v2.0 master are documented in the Methods Clarifications Log (locked 2026-04-30 alongside the v2.0 registration) and disclosed in the Methods (Pre-registered analytic pipeline) section of the manuscript. No undocumented deviations occurred.</w:t>
+        <w:t>• Pre-registration adherence. All deviations from the v2.0 master are documented in the Methods Clarifications Log (locked alongside the v2.0 registration) and disclosed in the Methods (Pre-registered analytic pipeline) section of the manuscript. No undocumented deviations occurred.</w:t>
       </w:r>
     </w:p>
     <w:p>
@@ -287,7 +300,7 @@
           <w:rFonts w:ascii="Times New Roman" w:hAnsi="Times New Roman" w:eastAsia="Times New Roman"/>
           <w:sz w:val="24"/>
         </w:rPr>
-        <w:t>• Hypotheses tested: All seven pre-registered hypotheses (H1–H7) are evaluated; outcomes are reported per pre-registered classification rules in Table 6.</w:t>
+        <w:t>• Hypotheses tested. All seven pre-registered hypotheses (H1–H7) are evaluated; outcomes are reported per pre-registered classification rules in Table 6.</w:t>
       </w:r>
     </w:p>
     <w:p>
@@ -300,7 +313,7 @@
           <w:rFonts w:ascii="Times New Roman" w:hAnsi="Times New Roman" w:eastAsia="Times New Roman"/>
           <w:sz w:val="24"/>
         </w:rPr>
-        <w:t>• Reproducibility: All code is publicly archived under MIT license at https://github.com/etoki/paper (directory: simulation/); intermediate HDF5 artifacts at OSF; SHA-256 hash-verified reproduction via make reproduce.</w:t>
+        <w:t>• Reproducibility. All code is publicly archived under MIT license at https://github.com/etoki/paper (directory: simulation/); intermediate HDF5 artifacts at OSF; SHA-256 hash-verified reproduction via make reproduce.</w:t>
       </w:r>
     </w:p>
     <w:p>
@@ -313,7 +326,7 @@
           <w:rFonts w:ascii="Times New Roman" w:hAnsi="Times New Roman" w:eastAsia="Times New Roman"/>
           <w:sz w:val="24"/>
         </w:rPr>
-        <w:t>• Data availability: Public-tier supplementary artifacts (Stage 0–8 HDF5, Figures 1–6 in PNG/PDF/SVG, canonical numerical record, SHA-256 reference hashes) are openly available at the v2.0 OSF working project (osf.io/3hxz6, v2.0/v2.0_supplementary.tar.gz). The N = 354 individual-level dataset is governed by the IRB-approved data-sharing protocol and hosted in a Private OSF component with a documented Request-Access mechanism; the parent project's public Wiki (osf.io/3hxz6/wiki/home/) lists the access criteria, IRB requirements, and four data-use terms. Population reweighting data (Statistics Bureau / MIC Labor Force Survey 2022) are publicly archived in the GitHub repository.</w:t>
+        <w:t>• Data availability. Public-tier supplementary artifacts (Stage 0–8 HDF5, Figures 1–6 in PNG/PDF/SVG, canonical numerical record, SHA-256 reference hashes) are openly available at the v2.0 OSF working project (osf.io/3hxz6). The N = 354 individual-level dataset is governed by the IRB-approved data-sharing protocol and hosted in a Private OSF component with a documented Request-Access mechanism; the parent project's public Wiki (osf.io/3hxz6/wiki/home/) lists the access criteria, IRB requirements, and four data-use terms. Statistics Bureau / MIC Labour Force Survey 2022 population-reweighting data are publicly archived in the GitHub repository.</w:t>
       </w:r>
     </w:p>
     <w:p>
@@ -364,7 +377,7 @@
           <w:rFonts w:ascii="Times New Roman" w:hAnsi="Times New Roman" w:eastAsia="Times New Roman"/>
           <w:sz w:val="24"/>
         </w:rPr>
-        <w:t>• Causal under-identification (selection, confounding, and reverse causation cannot be distinguished from M1 direct causation, only the latter rejected);</w:t>
+        <w:t>• Causal under-identification (selection, confounding, and reverse causation cannot be distinguished from M1 direct causation; the data are inconsistent with M1 as the dominant mechanism but cannot adjudicate among M2–M4);</w:t>
       </w:r>
     </w:p>
     <w:p>
@@ -403,7 +416,7 @@
           <w:rFonts w:ascii="Times New Roman" w:hAnsi="Times New Roman" w:eastAsia="Times New Roman"/>
           <w:sz w:val="24"/>
         </w:rPr>
-        <w:t>• m8 limitation (cluster proportions M3-fixed at Tokiwa 2026 IEEE Access values);</w:t>
+        <w:t>• Cluster-proportion limitation (cluster proportions remain fixed at the Tokiwa (2026) values for N = 13,668 because the Labour Force Survey does not capture HEXACO cluster membership);</w:t>
       </w:r>
     </w:p>
     <w:p>
@@ -428,7 +441,7 @@
           <w:rFonts w:ascii="Times New Roman" w:hAnsi="Times New Roman" w:eastAsia="Times New Roman"/>
           <w:sz w:val="24"/>
         </w:rPr>
-        <w:t>We position these limitations as future-work targets rather than threats to the Stage 2 conclusion, which depends only on the apples-to-apples comparison of pre-registered effect-size calibrations.</w:t>
+        <w:t>We position these limitations as future-work targets rather than threats to the present substantive conclusion, which depends only on the apples-to-apples comparison of pre-registered effect-size calibrations.</w:t>
       </w:r>
     </w:p>
     <w:p>
@@ -453,7 +466,7 @@
           <w:rFonts w:ascii="Times New Roman" w:hAnsi="Times New Roman" w:eastAsia="Times New Roman"/>
           <w:sz w:val="24"/>
         </w:rPr>
-        <w:t>This is a sole-authored submission. The author (Eisuke Tokiwa, ORCID 0009-0009-7124-6669) discloses the following potential competing interest: the author is the representative of SUNBLAZE Co., Ltd. (Tokyo, Japan), which provides HEXACO-JP, a proprietary Japanese-language HEXACO-based personality assessment service. The present study does not use HEXACO-JP; it uses the HEXACO-PI-R Japanese 60-item adaptation published by Wakabayashi (2014) as a separately validated, openly cited instrument. The manuscript does not reference, evaluate, market, recommend, or otherwise promote HEXACO-JP or any other SUNBLAZE product or service. The research received no SUNBLAZE funding, no external grant funding, and was conducted as an independent academic project. The headline empirical findings (null personality-intervention contrast, positive structural-intervention contrast, and the reframing of HEXACO 7-typology as a stratification variable rather than an intervention or screening target) do not differentially favor commercial HEXACO-based assessment products.</w:t>
+        <w:t>This is a sole-authored submission. The author (Eisuke Tokiwa, ORCID 0009-0009-7124-6669) discloses the following potential competing interest: the author is the representative of SUNBLAZE Co., Ltd. (Tokyo, Japan), which provides HEXACO-JP, a proprietary Japanese-language HEXACO-based personality assessment service. The present study does not use HEXACO-JP; it uses the HEXACO-PI-R Japanese 60-item adaptation published by Wakabayashi (2014) as a separately validated, openly cited instrument. The manuscript does not reference, evaluate, market, recommend, or otherwise promote HEXACO-JP or any other SUNBLAZE product or service. The research received no SUNBLAZE funding, no external grant funding, and was conducted as an independent academic project. The headline empirical findings (null personality-intervention contrast, positive structural-intervention contrast, and the substantive ordering reported in the manuscript) do not differentially favor commercial HEXACO-based assessment products.</w:t>
       </w:r>
     </w:p>
     <w:p>
@@ -543,7 +556,7 @@
           <w:rFonts w:ascii="Times New Roman" w:hAnsi="Times New Roman" w:eastAsia="Times New Roman"/>
           <w:sz w:val="24"/>
         </w:rPr>
-        <w:t>• Eva G. Mikkelsen (Aarhus University / Roskilde University, Denmark) — first author of Mikkelsen et al. (2020) chapter on individual consequences of workplace bullying; relevant to our HEXACO–exposure framing.</w:t>
+        <w:t>• Morten Birkeland Nielsen (National Institute of Occupational Health, Norway) — first author of Nielsen et al. (2017) meta-analysis on workplace harassment and the Five Factor Model; anchor for the F = 0.5 transportability factor.</w:t>
       </w:r>
     </w:p>
     <w:p>
@@ -555,7 +568,7 @@
           <w:rFonts w:ascii="Times New Roman" w:hAnsi="Times New Roman" w:eastAsia="Times New Roman"/>
           <w:sz w:val="24"/>
         </w:rPr>
-        <w:t>We respectfully request that reviewers familiar with both workplace-bullying intervention literature and the Stage 2 Registered Report process be considered.</w:t>
+        <w:t>We respectfully request that reviewers familiar with workplace-bullying intervention literature, pre-registered methodology, and Japanese occupational-health contexts be considered.</w:t>
       </w:r>
     </w:p>
     <w:p>
